--- a/testakten/sachverstaendigengutachten-ki-vorwurf-lg-regensburg-sieglinger/14_gerichtsverfuegung_anhoerung_und_aktenherausgabe.docx
+++ b/testakten/sachverstaendigengutachten-ki-vorwurf-lg-regensburg-sieglinger/14_gerichtsverfuegung_anhoerung_und_aktenherausgabe.docx
@@ -4,85 +4,190 @@
   <w:body>
     <w:p>
       <w:pPr>
-        <w:pStyle w:val="Heading1"/>
+        <w:jc w:val="center"/>
       </w:pPr>
       <w:r>
         <w:rPr>
-          <w:rFonts w:ascii="Times New Roman" w:hAnsi="Times New Roman"/>
+          <w:b/>
+          <w:color w:val="5A5A5A"/>
+          <w:sz w:val="16"/>
         </w:rPr>
-        <w:t>Gerichtliche Verfügung — Anhörungstermin und Aktenherausgabe</w:t>
+        <w:t>FREISTAAT BAYERN</w:t>
       </w:r>
     </w:p>
     <w:p>
       <w:pPr>
-        <w:jc w:val="left"/>
+        <w:jc w:val="center"/>
       </w:pPr>
       <w:r>
-        <w:t>LG Regensburg, 4. Zivilkammer</w:t>
+        <w:rPr>
+          <w:b/>
+          <w:color w:val="23364D"/>
+          <w:sz w:val="30"/>
+        </w:rPr>
+        <w:t>LANDGERICHT REGENSBURG</w:t>
       </w:r>
     </w:p>
     <w:p>
       <w:pPr>
-        <w:jc w:val="left"/>
+        <w:jc w:val="center"/>
       </w:pPr>
       <w:r>
-        <w:t>Aktenzeichen 4 O 1287/24</w:t>
+        <w:rPr>
+          <w:sz w:val="18"/>
+        </w:rPr>
+        <w:t>4. Zivilkammer | Augustenstraße 5 | 93049 Regensburg</w:t>
+      </w:r>
+    </w:p>
+    <w:tbl>
+      <w:tblPr>
+        <w:tblW w:type="auto" w:w="0"/>
+        <w:jc w:val="right"/>
+        <w:tblLayout w:type="fixed"/>
+        <w:tblLook w:firstColumn="1" w:firstRow="1" w:lastColumn="0" w:lastRow="0" w:noHBand="0" w:noVBand="1" w:val="04A0"/>
+      </w:tblPr>
+      <w:tblGrid>
+        <w:gridCol w:w="4719"/>
+        <w:gridCol w:w="4719"/>
+      </w:tblGrid>
+      <w:tr>
+        <w:tc>
+          <w:tcPr>
+            <w:tcW w:type="dxa" w:w="2381"/>
+            <w:tcMar>
+              <w:top w:w="45" w:type="dxa"/>
+              <w:start w:w="70" w:type="dxa"/>
+              <w:bottom w:w="45" w:type="dxa"/>
+              <w:end w:w="70" w:type="dxa"/>
+            </w:tcMar>
+          </w:tcPr>
+          <w:p>
+            <w:r>
+              <w:rPr>
+                <w:b/>
+                <w:sz w:val="18"/>
+              </w:rPr>
+              <w:t>Aktenzeichen</w:t>
+            </w:r>
+          </w:p>
+        </w:tc>
+        <w:tc>
+          <w:tcPr>
+            <w:tcW w:type="dxa" w:w="6520"/>
+            <w:tcMar>
+              <w:top w:w="45" w:type="dxa"/>
+              <w:start w:w="70" w:type="dxa"/>
+              <w:bottom w:w="45" w:type="dxa"/>
+              <w:end w:w="70" w:type="dxa"/>
+            </w:tcMar>
+          </w:tcPr>
+          <w:p>
+            <w:r>
+              <w:rPr>
+                <w:sz w:val="18"/>
+              </w:rPr>
+              <w:t>4 O 1287/24</w:t>
+            </w:r>
+          </w:p>
+        </w:tc>
+      </w:tr>
+      <w:tr>
+        <w:tc>
+          <w:tcPr>
+            <w:tcW w:type="dxa" w:w="2381"/>
+            <w:tcMar>
+              <w:top w:w="45" w:type="dxa"/>
+              <w:start w:w="70" w:type="dxa"/>
+              <w:bottom w:w="45" w:type="dxa"/>
+              <w:end w:w="70" w:type="dxa"/>
+            </w:tcMar>
+          </w:tcPr>
+          <w:p>
+            <w:r>
+              <w:rPr>
+                <w:b/>
+                <w:sz w:val="18"/>
+              </w:rPr>
+              <w:t>Geschäftsstelle</w:t>
+            </w:r>
+          </w:p>
+        </w:tc>
+        <w:tc>
+          <w:tcPr>
+            <w:tcW w:type="dxa" w:w="6520"/>
+            <w:tcMar>
+              <w:top w:w="45" w:type="dxa"/>
+              <w:start w:w="70" w:type="dxa"/>
+              <w:bottom w:w="45" w:type="dxa"/>
+              <w:end w:w="70" w:type="dxa"/>
+            </w:tcMar>
+          </w:tcPr>
+          <w:p>
+            <w:r>
+              <w:rPr>
+                <w:sz w:val="18"/>
+              </w:rPr>
+              <w:t>Frau Rechtspflegerin Anna Vogelsang, Durchwahl 0941 2003-214</w:t>
+            </w:r>
+          </w:p>
+        </w:tc>
+      </w:tr>
+      <w:tr>
+        <w:tc>
+          <w:tcPr>
+            <w:tcW w:type="dxa" w:w="2381"/>
+            <w:tcMar>
+              <w:top w:w="45" w:type="dxa"/>
+              <w:start w:w="70" w:type="dxa"/>
+              <w:bottom w:w="45" w:type="dxa"/>
+              <w:end w:w="70" w:type="dxa"/>
+            </w:tcMar>
+          </w:tcPr>
+          <w:p>
+            <w:r>
+              <w:rPr>
+                <w:b/>
+                <w:sz w:val="18"/>
+              </w:rPr>
+              <w:t>Datum</w:t>
+            </w:r>
+          </w:p>
+        </w:tc>
+        <w:tc>
+          <w:tcPr>
+            <w:tcW w:type="dxa" w:w="6520"/>
+            <w:tcMar>
+              <w:top w:w="45" w:type="dxa"/>
+              <w:start w:w="70" w:type="dxa"/>
+              <w:bottom w:w="45" w:type="dxa"/>
+              <w:end w:w="70" w:type="dxa"/>
+            </w:tcMar>
+          </w:tcPr>
+          <w:p>
+            <w:r>
+              <w:rPr>
+                <w:sz w:val="18"/>
+              </w:rPr>
+              <w:t>9. Dezember 2025</w:t>
+            </w:r>
+          </w:p>
+        </w:tc>
+      </w:tr>
+    </w:tbl>
+    <w:p/>
+    <w:p>
+      <w:r>
+        <w:t>In dem Rechtsstreit</w:t>
+        <w:br/>
+        <w:t>Hartmut Sieglinger gegen Burgwald Energietechnik GmbH</w:t>
       </w:r>
     </w:p>
     <w:p>
       <w:pPr>
-        <w:jc w:val="left"/>
+        <w:pStyle w:val="Heading1"/>
       </w:pPr>
       <w:r>
-        <w:t>Datum: 09.12.2025</w:t>
-      </w:r>
-    </w:p>
-    <w:p>
-      <w:pPr>
-        <w:jc w:val="left"/>
-      </w:pPr>
-      <w:r>
-        <w:t>Ergehen: nach Beschluss der Kammer in der Sitzung vom 04.12.2025</w:t>
-      </w:r>
-    </w:p>
-    <w:p>
-      <w:pPr>
-        <w:jc w:val="left"/>
-      </w:pPr>
-      <w:r>
-        <w:t>Ausfertigung: an die Parteien sowie an den Sachverständigen Pfaffenberger; nachrichtlich an die Bayerische Architekten- und Ingenieurkammer (Anlassbericht erst nach Beweisaufnahme)</w:t>
-      </w:r>
-    </w:p>
-    <w:p>
-      <w:pPr>
-        <w:jc w:val="left"/>
-      </w:pPr>
-      <w:r>
-        <w:t>In dem Rechtsstreit</w:t>
-      </w:r>
-    </w:p>
-    <w:p>
-      <w:pPr>
-        <w:jc w:val="left"/>
-      </w:pPr>
-      <w:r>
-        <w:t>Sieglinger ./. Burgwald Energietechnik GmbH</w:t>
-      </w:r>
-    </w:p>
-    <w:p>
-      <w:pPr>
-        <w:jc w:val="left"/>
-      </w:pPr>
-      <w:r>
-        <w:t>ergeht folgende</w:t>
-      </w:r>
-    </w:p>
-    <w:p>
-      <w:pPr>
-        <w:jc w:val="left"/>
-      </w:pPr>
-      <w:r>
-        <w:t>Verfügung:</w:t>
+        <w:t>Verfügung</w:t>
       </w:r>
     </w:p>
     <w:p>
@@ -90,31 +195,7 @@
         <w:pStyle w:val="ListNumber"/>
       </w:pPr>
       <w:r>
-        <w:t>Termin zur mündlichen Erläuterung des Gutachtens des Sachverständigen Dipl.-Ing. Edmund Pfaffenberger vom 28.10.2025 wird gemäß § 411 Abs. 3 ZPO angesetzt auf</w:t>
-      </w:r>
-    </w:p>
-    <w:p>
-      <w:pPr>
-        <w:jc w:val="left"/>
-      </w:pPr>
-      <w:r>
-        <w:t>Donnerstag, den 22.01.2026, 09:30 Uhr,</w:t>
-      </w:r>
-    </w:p>
-    <w:p>
-      <w:pPr>
-        <w:jc w:val="left"/>
-      </w:pPr>
-      <w:r>
-        <w:t>Sitzungssaal 4.142, Landgericht Regensburg, Augustenstrasse 5</w:t>
-      </w:r>
-    </w:p>
-    <w:p>
-      <w:pPr>
-        <w:jc w:val="left"/>
-      </w:pPr>
-      <w:r>
-        <w:t>Der Sachverständige hat persönlich zu erscheinen. Die Parteien sind über den Termin informiert.</w:t>
+        <w:t>Termin zur mündlichen Erläuterung des Gutachtens vom 28. Oktober 2025 wird bestimmt auf Donnerstag, 22. Januar 2026, 09:30 Uhr, Sitzungssaal 4.142, Landgericht Regensburg.</w:t>
       </w:r>
     </w:p>
     <w:p>
@@ -122,71 +203,7 @@
         <w:pStyle w:val="ListNumber"/>
       </w:pPr>
       <w:r>
-        <w:t>Der Sachverständige wird gemäß § 407a Abs. 5 ZPO aufgefordert, bis zum 08.01.2026 die folgenden Unterlagen zur Akte zu reichen:</w:t>
-      </w:r>
-    </w:p>
-    <w:p>
-      <w:pPr>
-        <w:jc w:val="left"/>
-      </w:pPr>
-      <w:r>
-        <w:t>a) Ortsterminprotokoll vom 16.07.2025 mit Anwesenheitsliste, Zeitprotokoll, vorgenommenen Messungen und festgehaltenen Beobachtungen;</w:t>
-      </w:r>
-    </w:p>
-    <w:p>
-      <w:pPr>
-        <w:jc w:val="left"/>
-      </w:pPr>
-      <w:r>
-        <w:t>b) Messprotokolle aller im Rahmen der Begutachtung erhobenen Messdaten (Stromertrag, Anlagenleistung, Witterungsdaten, Wechselrichter-Telemetrie);</w:t>
-      </w:r>
-    </w:p>
-    <w:p>
-      <w:pPr>
-        <w:jc w:val="left"/>
-      </w:pPr>
-      <w:r>
-        <w:t>c) Berechnungsdokumentation der Anlagenleistung mit Angabe der Berechnungsmethode und der herangezogenen Software;</w:t>
-      </w:r>
-    </w:p>
-    <w:p>
-      <w:pPr>
-        <w:jc w:val="left"/>
-      </w:pPr>
-      <w:r>
-        <w:t>d) Liste der herangezogenen Normen und Regelwerke mit Angabe der konkret in Bezug genommenen Stellen;</w:t>
-      </w:r>
-    </w:p>
-    <w:p>
-      <w:pPr>
-        <w:jc w:val="left"/>
-      </w:pPr>
-      <w:r>
-        <w:t>e) Liste aller Mitarbeiter im Sinne des § 407a Abs. 3 ZPO mit Angabe der jeweiligen Tätigkeit;</w:t>
-      </w:r>
-    </w:p>
-    <w:p>
-      <w:pPr>
-        <w:jc w:val="left"/>
-      </w:pPr>
-      <w:r>
-        <w:t>f) Liste der eingesetzten technischen Hilfsmittel (Software, Datenbanken, etc.) mit Angabe der Funktion;</w:t>
-      </w:r>
-    </w:p>
-    <w:p>
-      <w:pPr>
-        <w:jc w:val="left"/>
-      </w:pPr>
-      <w:r>
-        <w:t>g) Vorbereitende Korrespondenz mit dem Kläger und der Beklagten;</w:t>
-      </w:r>
-    </w:p>
-    <w:p>
-      <w:pPr>
-        <w:jc w:val="left"/>
-      </w:pPr>
-      <w:r>
-        <w:t>h) Eine Erklärung, ob und in welchem Umfang sogenannte automatisierte Sprachsysteme (large language models, KI-basierte Schreibassistenten o. ä.) bei der Texterstellung verwendet wurden, und falls ja, welche.</w:t>
+        <w:t>Der Sachverständige Dipl.-Ing. Edmund Pfaffenberger hat persönlich zu erscheinen.</w:t>
       </w:r>
     </w:p>
     <w:p>
@@ -194,7 +211,7 @@
         <w:pStyle w:val="ListNumber"/>
       </w:pPr>
       <w:r>
-        <w:t>Die Parteien werden aufgefordert, bis zum 15.01.2026 ihre Fragen an den Sachverständigen schriftsaetzlich anzukündigen, soweit eine Aufstellung im Vorfeld zumutbar ist (§ 397 i. V. m. § 402 ZPO).</w:t>
+        <w:t>Der Sachverständige wird gebeten, bis 8. Januar 2026 das Zeitprotokoll des Ortstermins, die verwendeten Ertrags- und Zählerdaten, die Berechnungsdokumentation, die herangezogenen technischen Regeln sowie Namen und Tätigkeiten etwaiger Hilfskräfte vorzulegen.</w:t>
       </w:r>
     </w:p>
     <w:p>
@@ -202,7 +219,7 @@
         <w:pStyle w:val="ListNumber"/>
       </w:pPr>
       <w:r>
-        <w:t>Auf die Folgen einer unterlassenen Mitwirkung des Sachverständigen wird hingewiesen (§ 407a Abs. 5 S. 2 ZPO; ggf. Festsetzung der Vergütung auf einen geringeren Betrag, § 8a Abs. 2 JVEG; ggf. Bestellung eines anderen Sachverständigen, § 412 ZPO).</w:t>
+        <w:t>Der Sachverständige soll ferner angeben, welche Programme und sonstigen technischen Hilfsmittel bei Berechnung, Diagrammerstellung und sprachlicher Ausarbeitung eingesetzt wurden und in welchem Umfang die abschließende Kontrolle persönlich erfolgt ist.</w:t>
       </w:r>
     </w:p>
     <w:p>
@@ -210,7 +227,7 @@
         <w:pStyle w:val="ListNumber"/>
       </w:pPr>
       <w:r>
-        <w:t>Zur Frage der zitierten Norm "VDE-AR-N 4105" wird der Sachverständige um konkretisierte Stellungnahme ersucht.</w:t>
+        <w:t>Die Parteien können bis 15. Januar 2026 konkrete Ergänzungsfragen ankündigen. Die Fragen sind nach den drei Beweisthemen Ertrag, Wechselrichter und Dachanschlüsse zu gliedern.</w:t>
       </w:r>
     </w:p>
     <w:p>
@@ -218,132 +235,72 @@
         <w:pStyle w:val="ListNumber"/>
       </w:pPr>
       <w:r>
-        <w:t>Der Klaegerseite wird mit Frist 15.01.2026 Gelegenheit gegeben, zu der mit Schriftsatz vom 02.12.2025 angekündigten Klaegerseiten-Strategie weitergehende Anträge zu stellen, insbesondere zur Frage der Beauftragung eines weiteren Sachverständigen (§ 412 ZPO).</w:t>
+        <w:t>Der Sachverständige soll in der Anhörung erläutern, weshalb keine direkte Strangmessung und keine Öffnung von Wechselrichtern oder Dachanschlüssen erfolgte und welche Aussagegrenzen daraus folgen.</w:t>
       </w:r>
     </w:p>
     <w:p>
-      <w:pPr>
-        <w:jc w:val="left"/>
-      </w:pPr>
       <w:r>
-        <w:t>Hinweis: Eine Entscheidung über einen etwaigen Befangenheitsantrag setzt die rechtzeitige Stellung nach § 406 Abs. 2 ZPO voraus.</w:t>
+        <w:t>Die Geschäftsstelle übersendet dem Sachverständigen erneut den Beweisbeschluss und die Anlagen K 4 bis K 7 sowie B 4 bis B 8. Der Eingang der Stellungnahme ist den Parteien unverzüglich mitzuteilen.</w:t>
       </w:r>
     </w:p>
     <w:p>
-      <w:pPr>
-        <w:jc w:val="left"/>
-      </w:pPr>
       <w:r>
-        <w:t>Regensburg, 09.12.2025</w:t>
+        <w:t>Dr. Fellner</w:t>
+        <w:br/>
+        <w:t>Vorsitzender Richter am Landgericht</w:t>
       </w:r>
     </w:p>
     <w:p>
-      <w:pPr>
-        <w:jc w:val="left"/>
-      </w:pPr>
       <w:r>
-        <w:t>Dr. Fellner</w:t>
-      </w:r>
-    </w:p>
-    <w:p>
-      <w:pPr>
-        <w:jc w:val="left"/>
-      </w:pPr>
-      <w:r>
-        <w:t>Vorsitzender der 4. Zivilkammer</w:t>
-      </w:r>
-    </w:p>
-    <w:p>
-      <w:pPr>
-        <w:pStyle w:val="Heading2"/>
-      </w:pPr>
-      <w:r>
-        <w:rPr>
-          <w:rFonts w:ascii="Times New Roman" w:hAnsi="Times New Roman"/>
-        </w:rPr>
-        <w:t>Anmerkung Kanzleiführung Knoblauch, 10.12.2025</w:t>
-      </w:r>
-    </w:p>
-    <w:p>
-      <w:pPr>
-        <w:jc w:val="left"/>
-      </w:pPr>
-      <w:r>
-        <w:t>Wichtige Erkenntnisse aus der Verfügung:</w:t>
-      </w:r>
-    </w:p>
-    <w:p>
-      <w:pPr>
-        <w:pStyle w:val="ListNumber"/>
-      </w:pPr>
-      <w:r>
-        <w:t>Die Kammer hat den Anhörungsantrag praktisch eins zu eins übernommen. Ziff. 2 lit. f und h gehen sogar weiter als unser Antrag — die Kammer fragt aktiv nach KI-Einsatz. Das stützt die Strategie und reduziert das Risiko des "Anwalt verliert Boden".</w:t>
-      </w:r>
-    </w:p>
-    <w:p>
-      <w:pPr>
-        <w:pStyle w:val="ListNumber"/>
-      </w:pPr>
-      <w:r>
-        <w:t>Ziff. 5 zur VDE-AR-N 4105 ist eine direkte Aufforderung an den SV, die Norm zu erklären — ein guter Hinweis für unsere Stufe 2 (Methodikangriff).</w:t>
-      </w:r>
-    </w:p>
-    <w:p>
-      <w:pPr>
-        <w:pStyle w:val="ListNumber"/>
-      </w:pPr>
-      <w:r>
-        <w:t>Frist § 406 Abs. 2 ZPO läuft für den Befangenheitsantrag erst nach Kenntnis der konkretisierten Anhaltspunkte. Unsere Linie "erst Anhörung, dann Befangenheit" wird durch die Verfügung gestützt.</w:t>
-      </w:r>
-    </w:p>
-    <w:p>
-      <w:pPr>
-        <w:pStyle w:val="ListNumber"/>
-      </w:pPr>
-      <w:r>
-        <w:t>Der Termin am 22.01.2026 ist eng — Privatgutachten Wallner II muss bis dahin in Auftrag sein, damit es zumindest als Indizienquelle vorliegt.</w:t>
-      </w:r>
-    </w:p>
-    <w:p>
-      <w:pPr>
-        <w:jc w:val="left"/>
-      </w:pPr>
-      <w:r>
-        <w:t>Nächster Schritt:</w:t>
-      </w:r>
-    </w:p>
-    <w:p>
-      <w:pPr>
-        <w:pStyle w:val="ListBullet"/>
-      </w:pPr>
-      <w:r>
-        <w:t>Vorbereitung Fragenkatalog Anhörung (siehe 14_fragenkatalog_anhoerung.md, in Vorbereitung).</w:t>
-      </w:r>
-    </w:p>
-    <w:p>
-      <w:pPr>
-        <w:pStyle w:val="ListBullet"/>
-      </w:pPr>
-      <w:r>
-        <w:t>Mandant über Termin informieren.</w:t>
-      </w:r>
-    </w:p>
-    <w:p>
-      <w:pPr>
-        <w:pStyle w:val="ListBullet"/>
-      </w:pPr>
-      <w:r>
-        <w:t>Wallner-Erweiterungsauftrag final auswerten.</w:t>
+        <w:t>Für die Richtigkeit der Abschrift</w:t>
+        <w:br/>
+        <w:t>Anna Vogelsang, Justizbeschäftigte</w:t>
+        <w:br/>
+        <w:t>Maschinell beglaubigt, ohne Unterschrift gültig</w:t>
       </w:r>
     </w:p>
     <w:sectPr>
+      <w:footerReference w:type="default" r:id="rId9"/>
       <w:pgSz w:w="11906" w:h="16838"/>
-      <w:pgMar w:top="1417" w:right="1417" w:bottom="1417" w:left="1417" w:header="720" w:footer="720" w:gutter="0"/>
+      <w:pgMar w:top="1191" w:right="1191" w:bottom="1020" w:left="1276" w:header="720" w:footer="720" w:gutter="0"/>
       <w:cols w:space="720"/>
       <w:docGrid w:linePitch="360"/>
     </w:sectPr>
   </w:body>
 </w:document>
+</file>
+
+<file path=word/footer1.xml><?xml version="1.0" encoding="utf-8"?>
+<w:ftr xmlns:m="http://schemas.openxmlformats.org/officeDocument/2006/math" xmlns:mc="http://schemas.openxmlformats.org/markup-compatibility/2006" xmlns:mo="http://schemas.microsoft.com/office/mac/office/2008/main" xmlns:mv="urn:schemas-microsoft-com:mac:vml" xmlns:o="urn:schemas-microsoft-com:office:office" xmlns:r="http://schemas.openxmlformats.org/officeDocument/2006/relationships" xmlns:v="urn:schemas-microsoft-com:vml" xmlns:w10="urn:schemas-microsoft-com:office:word" xmlns:w14="http://schemas.microsoft.com/office/word/2010/wordml" xmlns:w="http://schemas.openxmlformats.org/wordprocessingml/2006/main" xmlns:wne="http://schemas.microsoft.com/office/word/2006/wordml" xmlns:wp14="http://schemas.microsoft.com/office/word/2010/wordprocessingDrawing" xmlns:wp="http://schemas.openxmlformats.org/drawingml/2006/wordprocessingDrawing" xmlns:wpc="http://schemas.microsoft.com/office/word/2010/wordprocessingCanvas" xmlns:wpg="http://schemas.microsoft.com/office/word/2010/wordprocessingGroup" xmlns:wpi="http://schemas.microsoft.com/office/word/2010/wordprocessingInk" xmlns:wps="http://schemas.microsoft.com/office/word/2010/wordprocessingShape" mc:Ignorable="w14 wp14">
+  <w:p>
+    <w:pPr>
+      <w:jc w:val="center"/>
+    </w:pPr>
+    <w:r>
+      <w:rPr>
+        <w:color w:val="646464"/>
+        <w:sz w:val="16"/>
+      </w:rPr>
+      <w:t xml:space="preserve">4 O 1287/24  |  </w:t>
+    </w:r>
+    <w:r>
+      <w:rPr>
+        <w:color w:val="646464"/>
+        <w:sz w:val="16"/>
+      </w:rPr>
+      <w:t xml:space="preserve">Seite </w:t>
+    </w:r>
+    <w:r>
+      <w:rPr>
+        <w:color w:val="646464"/>
+        <w:sz w:val="16"/>
+      </w:rPr>
+      <w:fldChar w:fldCharType="begin"/>
+      <w:instrText xml:space="preserve"> PAGE </w:instrText>
+      <w:fldChar w:fldCharType="end"/>
+    </w:r>
+  </w:p>
+</w:ftr>
 </file>
 
 <file path=word/numbering.xml><?xml version="1.0" encoding="utf-8"?>
@@ -709,9 +666,12 @@
     <w:name w:val="Normal"/>
     <w:qFormat/>
     <w:rsid w:val="00FC693F"/>
+    <w:pPr>
+      <w:spacing w:after="120" w:line="269" w:lineRule="auto"/>
+    </w:pPr>
     <w:rPr>
-      <w:rFonts w:ascii="Times New Roman" w:hAnsi="Times New Roman"/>
-      <w:sz w:val="22"/>
+      <w:rFonts w:ascii="Arial" w:hAnsi="Arial"/>
+      <w:sz w:val="21"/>
     </w:rPr>
   </w:style>
   <w:style w:type="paragraph" w:styleId="Header">
@@ -769,14 +729,15 @@
     <w:pPr>
       <w:keepNext/>
       <w:keepLines/>
-      <w:spacing w:before="480" w:after="0"/>
+      <w:spacing w:before="200" w:after="80"/>
       <w:outlineLvl w:val="0"/>
     </w:pPr>
     <w:rPr>
-      <w:rFonts w:asciiTheme="majorHAnsi" w:eastAsiaTheme="majorEastAsia" w:hAnsiTheme="majorHAnsi" w:cstheme="majorBidi" w:ascii="Times New Roman" w:hAnsi="Times New Roman"/>
+      <w:rFonts w:asciiTheme="majorHAnsi" w:eastAsiaTheme="majorEastAsia" w:hAnsiTheme="majorHAnsi" w:cstheme="majorBidi" w:ascii="Arial" w:hAnsi="Arial"/>
       <w:b/>
       <w:bCs/>
-      <w:sz w:val="28"/>
+      <w:color w:val="23364D"/>
+      <w:sz w:val="26"/>
       <w:szCs w:val="28"/>
     </w:rPr>
   </w:style>
@@ -792,14 +753,15 @@
     <w:pPr>
       <w:keepNext/>
       <w:keepLines/>
-      <w:spacing w:before="200" w:after="0"/>
+      <w:spacing w:before="200" w:after="80"/>
       <w:outlineLvl w:val="1"/>
     </w:pPr>
     <w:rPr>
-      <w:rFonts w:asciiTheme="majorHAnsi" w:eastAsiaTheme="majorEastAsia" w:hAnsiTheme="majorHAnsi" w:cstheme="majorBidi" w:ascii="Times New Roman" w:hAnsi="Times New Roman"/>
+      <w:rFonts w:asciiTheme="majorHAnsi" w:eastAsiaTheme="majorEastAsia" w:hAnsiTheme="majorHAnsi" w:cstheme="majorBidi" w:ascii="Arial" w:hAnsi="Arial"/>
       <w:b/>
       <w:bCs/>
-      <w:sz w:val="24"/>
+      <w:color w:val="365F75"/>
+      <w:sz w:val="23"/>
       <w:szCs w:val="26"/>
     </w:rPr>
   </w:style>
@@ -815,14 +777,15 @@
     <w:pPr>
       <w:keepNext/>
       <w:keepLines/>
-      <w:spacing w:before="200" w:after="0"/>
+      <w:spacing w:before="200" w:after="80"/>
       <w:outlineLvl w:val="2"/>
     </w:pPr>
     <w:rPr>
-      <w:rFonts w:asciiTheme="majorHAnsi" w:eastAsiaTheme="majorEastAsia" w:hAnsiTheme="majorHAnsi" w:cstheme="majorBidi" w:ascii="Times New Roman" w:hAnsi="Times New Roman"/>
+      <w:rFonts w:asciiTheme="majorHAnsi" w:eastAsiaTheme="majorEastAsia" w:hAnsiTheme="majorHAnsi" w:cstheme="majorBidi" w:ascii="Arial" w:hAnsi="Arial"/>
       <w:b/>
       <w:bCs/>
-      <w:sz w:val="22"/>
+      <w:color w:val="365F75"/>
+      <w:sz w:val="21"/>
     </w:rPr>
   </w:style>
   <w:style w:type="paragraph" w:styleId="Heading4">
@@ -1056,15 +1019,16 @@
       <w:pBdr>
         <w:bottom w:val="single" w:sz="8" w:space="4" w:color="4F81BD" w:themeColor="accent1"/>
       </w:pBdr>
-      <w:spacing w:after="300" w:line="240" w:lineRule="auto"/>
+      <w:spacing w:after="80" w:line="240" w:lineRule="auto" w:before="200"/>
       <w:contextualSpacing/>
     </w:pPr>
     <w:rPr>
-      <w:rFonts w:asciiTheme="majorHAnsi" w:eastAsiaTheme="majorEastAsia" w:hAnsiTheme="majorHAnsi" w:cstheme="majorBidi"/>
-      <w:color w:val="17365D" w:themeColor="text2" w:themeShade="BF"/>
+      <w:rFonts w:asciiTheme="majorHAnsi" w:eastAsiaTheme="majorEastAsia" w:hAnsiTheme="majorHAnsi" w:cstheme="majorBidi" w:ascii="Arial" w:hAnsi="Arial"/>
+      <w:b/>
+      <w:color w:val="23364D"/>
       <w:spacing w:val="5"/>
       <w:kern w:val="28"/>
-      <w:sz w:val="52"/>
+      <w:sz w:val="36"/>
       <w:szCs w:val="52"/>
     </w:rPr>
   </w:style>
